--- a/bakery-src/scripts/gdoc/custom-reference-pl.docx
+++ b/bakery-src/scripts/gdoc/custom-reference-pl.docx
@@ -1212,9 +1212,9 @@
   <w:style w:type="character" w:styleId="Hyperlink">
     <w:name w:val="Hyperlink"/>
     <w:basedOn w:val="CaptionChar"/>
-    <w:rsid w:val="0053563F"/>
-    <w:rPr>
-      <w:color w:val="4F6CBD"/>
+    <w:rsid w:val="00F763C3"/>
+    <w:rPr>
+      <w:color w:val="3F5AA7"/>
     </w:rPr>
   </w:style>
   <w:style w:type="character" w:customStyle="1" w:styleId="HeaderChar">
